--- a/tools/candidates/s1-oplata-za-raboty/06-akt-priemki-rezultata.docx
+++ b/tools/candidates/s1-oplata-za-raboty/06-akt-priemki-rezultata.docx
@@ -61,7 +61,7 @@
           <w:b w:val="0"/>
           <w:i w:val="0"/>
         </w:rPr>
-        <w:t>Основание приёмки: уведомление Подрядчика о готовности результата к сдаче № {{НОМЕР}} от {{ДАТА}}, получено Заказчиком {{ДАТА_ПОЛУЧЕНИЯ}} (доказательство: {{ОТМЕТКА / ОПИСЬ / ЭДО}}).</w:t>
+        <w:t>Основание приёмки: уведомление Субподрядчика о готовности результата к сдаче № {{НОМЕР}} от {{ДАТА}}, получено Заказчиком {{ДАТА_ПОЛУЧЕНИЯ}} (доказательство: {{ОТМЕТКА / ОПИСЬ / ЭДО}}).</w:t>
       </w:r>
     </w:p>
     <w:p>
@@ -164,7 +164,7 @@
           </w:tcPr>
           <w:p>
             <w:r>
-              <w:t>Подрядчик</w:t>
+              <w:t>Субподрядчик</w:t>
             </w:r>
           </w:p>
         </w:tc>
@@ -559,7 +559,7 @@
         <w:pStyle w:val="ListBullet"/>
       </w:pPr>
       <w:r>
-        <w:t>☐ Результат принят; выявлены замечания, указанные в таблице ниже, которые Подрядчик устраняет в указанные сроки.</w:t>
+        <w:t>☐ Результат принят; выявлены замечания, указанные в таблице ниже, которые Субподрядчик устраняет в указанные сроки.</w:t>
       </w:r>
     </w:p>
     <w:p>
@@ -1058,7 +1058,7 @@
               <w:rPr>
                 <w:b/>
               </w:rPr>
-              <w:t>Подрядчик</w:t>
+              <w:t>Субподрядчик</w:t>
             </w:r>
           </w:p>
         </w:tc>

--- a/tools/candidates/s1-oplata-za-raboty/06-akt-priemki-rezultata.docx
+++ b/tools/candidates/s1-oplata-za-raboty/06-akt-priemki-rezultata.docx
@@ -165,34 +165,6 @@
           <w:p>
             <w:r>
               <w:t>Субподрядчик</w:t>
-            </w:r>
-          </w:p>
-        </w:tc>
-        <w:tc>
-          <w:tcPr>
-            <w:tcW w:type="dxa" w:w="2880"/>
-          </w:tcPr>
-          <w:p>
-            <w:r/>
-          </w:p>
-        </w:tc>
-        <w:tc>
-          <w:tcPr>
-            <w:tcW w:type="dxa" w:w="2880"/>
-          </w:tcPr>
-          <w:p>
-            <w:r/>
-          </w:p>
-        </w:tc>
-      </w:tr>
-      <w:tr>
-        <w:tc>
-          <w:tcPr>
-            <w:tcW w:type="dxa" w:w="2880"/>
-          </w:tcPr>
-          <w:p>
-            <w:r>
-              <w:t>Иные участники</w:t>
             </w:r>
           </w:p>
         </w:tc>

--- a/tools/candidates/s1-oplata-za-raboty/06-akt-priemki-rezultata.docx
+++ b/tools/candidates/s1-oplata-za-raboty/06-akt-priemki-rezultata.docx
@@ -26,7 +26,7 @@
         <w:t xml:space="preserve">Важно, прочитайте до использования. </w:t>
       </w:r>
       <w:r>
-        <w:t>Это рабочий шаблон, а не юридическая консультация и не гарантия взыскания. Система рассчитана на одну ситуацию: работы приняты, задолженность и взаиморасчёты подтверждены документами, срок оплаты истёк. Приоритет всегда у условий вашего договора. Если заказчик удерживает оплату, заявляет зачёт, неустойку, недостатки или встречное требование, оспаривает подпись или объёмы, направил мотивированный отказ, работы сданы односторонним актом или есть признаки банкротства — это границы системы: откройте файл 01 и действуйте по строке своей границы. Ставок, сроков и размеров пошлин числом в тексте нет намеренно: они меняются, а файл сам не обновляется — берите их из названного источника на дату документа.</w:t>
+        <w:t>Это рабочий шаблон, а не юридическая консультация и не гарантия взыскания. Маршрут задолженности (шаги 6–12) рассчитан на одну ситуацию: работы приняты, задолженность и взаиморасчёты подтверждены документами, срок оплаты истёк; пока это не так, система ведёт к оформлению и сдаче работ. Приоритет всегда у условий вашего договора. Если заказчик удерживает оплату, заявляет зачёт, неустойку, недостатки или встречное требование, оспаривает подпись или объёмы, направил мотивированный отказ, работы сданы односторонним актом или есть признаки банкротства — это границы системы: откройте файл 01 и действуйте по строке своей границы. Ставок, сроков и размеров пошлин числом в тексте нет намеренно: они меняются, а файл сам не обновляется — берите их из названного источника на дату документа.</w:t>
       </w:r>
     </w:p>
     <w:p>
